--- a/labs/lab09/report/report.docx
+++ b/labs/lab09/report/report.docx
@@ -308,7 +308,7 @@
               <a:graphicData uri="http://schemas.openxmlformats.org/drawingml/2006/picture">
                 <pic:pic>
                   <pic:nvPicPr>
-                    <pic:cNvPr descr="image/1.png" id="24" name="Picture"/>
+                    <pic:cNvPr descr="image/1_1.png" id="24" name="Picture"/>
                     <pic:cNvPicPr>
                       <a:picLocks noChangeArrowheads="1" noChangeAspect="1"/>
                     </pic:cNvPicPr>
@@ -400,7 +400,7 @@
               <a:graphicData uri="http://schemas.openxmlformats.org/drawingml/2006/picture">
                 <pic:pic>
                   <pic:nvPicPr>
-                    <pic:cNvPr descr="image/2.png" id="28" name="Picture"/>
+                    <pic:cNvPr descr="image/2_1.png" id="28" name="Picture"/>
                     <pic:cNvPicPr>
                       <a:picLocks noChangeArrowheads="1" noChangeAspect="1"/>
                     </pic:cNvPicPr>
@@ -465,7 +465,7 @@
               <a:graphicData uri="http://schemas.openxmlformats.org/drawingml/2006/picture">
                 <pic:pic>
                   <pic:nvPicPr>
-                    <pic:cNvPr descr="image/3.png" id="32" name="Picture"/>
+                    <pic:cNvPr descr="image/3_1.png" id="32" name="Picture"/>
                     <pic:cNvPicPr>
                       <a:picLocks noChangeArrowheads="1" noChangeAspect="1"/>
                     </pic:cNvPicPr>
@@ -530,7 +530,7 @@
               <a:graphicData uri="http://schemas.openxmlformats.org/drawingml/2006/picture">
                 <pic:pic>
                   <pic:nvPicPr>
-                    <pic:cNvPr descr="image/4.png" id="36" name="Picture"/>
+                    <pic:cNvPr descr="image/4_1.png" id="36" name="Picture"/>
                     <pic:cNvPicPr>
                       <a:picLocks noChangeArrowheads="1" noChangeAspect="1"/>
                     </pic:cNvPicPr>
@@ -614,7 +614,7 @@
               <a:graphicData uri="http://schemas.openxmlformats.org/drawingml/2006/picture">
                 <pic:pic>
                   <pic:nvPicPr>
-                    <pic:cNvPr descr="image/5.png" id="41" name="Picture"/>
+                    <pic:cNvPr descr="image/5_1.png" id="41" name="Picture"/>
                     <pic:cNvPicPr>
                       <a:picLocks noChangeArrowheads="1" noChangeAspect="1"/>
                     </pic:cNvPicPr>
@@ -1334,7 +1334,7 @@
       </w:r>
     </w:p>
     <w:bookmarkEnd w:id="46"/>
-    <w:bookmarkStart w:id="47" w:name="ref-cpn"/>
+    <w:bookmarkStart w:id="47" w:name="ref-cpn_t"/>
     <w:p>
       <w:pPr>
         <w:pStyle w:val="Bibliography"/>
